--- a/ru/wisdom-stories/three-questions.docx
+++ b/ru/wisdom-stories/three-questions.docx
@@ -42,7 +42,7 @@
           <w:color w:val="000000"/>
           <w:sz w:val="22"/>
         </w:rPr>
-        <w:t>— Я задаю тебе три вопроса. Если ты не найдешь ответа к завтрашнему дню, тебя выгонят из дворца. Первый: Что ест Бог? Второй: Что покрывает Бог? Третий: Что делает Бог?</w:t>
+        <w:t>— Я задаю тебе три вопроса. Если ты не найдешь ответа к завтрашнему дню, тебя выгонят из дворца. Первый: Что Аллах терпеливо переносит? Второй: Что Аллах скрывает от людей? Третий: Что Аллах совершает по Своей мудрости и могуществу?</w:t>
       </w:r>
     </w:p>
     <w:p>
@@ -84,7 +84,7 @@
           <w:color w:val="000000"/>
           <w:sz w:val="22"/>
         </w:rPr>
-        <w:t>— Я знаю ответы на все три вопроса. Но два я скажу тебе сейчас, а один завтра. Знай, что Бог ест скорби и страдания своих слуг. А Бог покрывает недостатки своих слуг.</w:t>
+        <w:t>— Я знаю ответы на все три вопроса. Но два я скажу тебе сейчас, а один завтра. Знай, что Аллах терпит скорби и страдания своих слуг и покрывает их недостатки.</w:t>
       </w:r>
     </w:p>
     <w:p>
@@ -182,7 +182,7 @@
           <w:color w:val="000000"/>
           <w:sz w:val="22"/>
         </w:rPr>
-        <w:t>— А каков третий ответ? Что делает Бог?</w:t>
+        <w:t>— А каков третий ответ? Что Аллах совершает по Своей мудрости и могуществу?</w:t>
       </w:r>
     </w:p>
     <w:p>
@@ -210,7 +210,7 @@
           <w:color w:val="000000"/>
           <w:sz w:val="22"/>
         </w:rPr>
-        <w:t>— Разве ты ещё не знаешь? Бог делает визиря слугой, а слугу визирем в одно мгновение!</w:t>
+        <w:t>— Разве ты ещё не понял? Аллах делает визиря слугой, а слугу визирем в одно мгновение!</w:t>
       </w:r>
     </w:p>
     <w:p>
@@ -238,7 +238,7 @@
           <w:color w:val="9A7417"/>
           <w:sz w:val="22"/>
         </w:rPr>
-        <w:t xml:space="preserve">Мораль: </w:t>
+        <w:t>Мораль: Визирь сегодня может стать слугой завтра, поэтому никто не должен быть самоуверенным на своём месте!</w:t>
       </w:r>
       <w:r>
         <w:rPr>
@@ -248,7 +248,6 @@
           <w:color w:val="3F3826"/>
           <w:sz w:val="22"/>
         </w:rPr>
-        <w:t>Визирь сегодня может стать слугой завтра, поэтому никто не должен быть самоуверенным на своём месте!</w:t>
       </w:r>
     </w:p>
     <w:p>
